--- a/docs/README.md.docx
+++ b/docs/README.md.docx
@@ -52,7 +52,7 @@
         <w:rPr>
           <w:rtl w:val="0"/>
         </w:rPr>
-        <w:t xml:space="preserve">O ambiente contém a infraestrutura, as seis telas React/TypeScript do participante e o backend Django modular com migrações e Django Admin. As telas seguem `docs/screen0.png` e podem usar mocks locais ou a API real com dados de demonstração persistidos no PostgreSQL.</w:t>
+        <w:t xml:space="preserve">O ambiente contém a infraestrutura, as seis telas React/TypeScript do participante e o backend Django modular com migrações e Django Admin. As telas seguem `docs/Imagens - Telas e Protótipos/screen0.png` e podem usar mocks locais ou a API real com dados de demonstração persistidos no PostgreSQL.</w:t>
       </w:r>
     </w:p>
     <w:p>
@@ -342,7 +342,7 @@
         <w:rPr>
           <w:rtl w:val="0"/>
         </w:rPr>
-        <w:t xml:space="preserve">- `debug`: conecta as seis telas à API real: login, perfil/fotos, filtros, descobertas, matches, favoritos, participantes e mensagens persistidos. Não há fallback para mocks.</w:t>
+        <w:t xml:space="preserve">- `django`: conecta as seis telas à API real: login, perfil/fotos, filtros, descobertas, matches, favoritos, participantes e mensagens persistidos. Não há fallback para mocks.</w:t>
       </w:r>
     </w:p>
     <w:p>
